--- a/Week01_Lecture.docx
+++ b/Week01_Lecture.docx
@@ -84,7 +84,7 @@
         <w:t xml:space="preserve"> </w:t>
       </w:r>
       <w:r>
-        <w:t xml:space="preserve">Two 50-minute lectures (Mon &amp; Wed). Week 1 sets the intellectual frame for the whole semester and plants the vocabulary (spatial data, the two data models) that every later arc reuses. It is also the setup week, so protect a few minutes for the ESRI environment.</w:t>
+        <w:t xml:space="preserve">Two 50-minute lectures (Mon &amp; Wed). Week 1 frames the whole semester and introduces the vocabulary (spatial data, the two data models) that every later arc reuses. Focus is on establishing the ESRI environment.</w:t>
       </w:r>
     </w:p>
     <w:p>
@@ -169,7 +169,7 @@
         <w:t xml:space="preserve"> </w:t>
       </w:r>
       <w:r>
-        <w:t xml:space="preserve">Students can (1) state what GIS is as an analytical framework rather than a program, (2) give an example from their own discipline where a management question is really a spatial question, and (3) describe how the course’s five arcs move from data to decision.</w:t>
+        <w:t xml:space="preserve">Students can (1) state what GIS is as an analytical framework rather than a program, (2) give an example from their own discipline where a management question is really a spatial question, and (3) log into the ESRI Training environment and begin assigned training modules.</w:t>
       </w:r>
     </w:p>
     <w:p>
@@ -197,13 +197,23 @@
           <w:i/>
           <w:iCs/>
         </w:rPr>
-        <w:t xml:space="preserve">(0–10) The hook.</w:t>
-      </w:r>
-      <w:r>
-        <w:t xml:space="preserve"> </w:t>
-      </w:r>
-      <w:r>
-        <w:t xml:space="preserve">Open with a management question from each Warnell track,</w:t>
+        <w:t xml:space="preserve">(0–10)</w:t>
+      </w:r>
+      <w:r>
+        <w:rPr>
+          <w:i/>
+          <w:iCs/>
+        </w:rPr>
+        <w:t xml:space="preserve"> </w:t>
+      </w:r>
+      <w:r>
+        <w:rPr>
+          <w:b/>
+          <w:bCs/>
+          <w:i/>
+          <w:iCs/>
+        </w:rPr>
+        <w:t xml:space="preserve">Where is the where?</w:t>
       </w:r>
       <w:r>
         <w:t xml:space="preserve"> </w:t>
@@ -251,20 +261,7 @@
         <w:t xml:space="preserve"> </w:t>
       </w:r>
       <w:r>
-        <w:t xml:space="preserve">(parks). Draw out that each contains a hidden</w:t>
-      </w:r>
-      <w:r>
-        <w:t xml:space="preserve"> </w:t>
-      </w:r>
-      <w:r>
-        <w:rPr>
-          <w:i/>
-          <w:iCs/>
-        </w:rPr>
-        <w:t xml:space="preserve">where</w:t>
-      </w:r>
-      <w:r>
-        <w:t xml:space="preserve">.</w:t>
+        <w:t xml:space="preserve">(parks).</w:t>
       </w:r>
     </w:p>
     <w:p>
@@ -286,7 +283,19 @@
         <w:t xml:space="preserve"> </w:t>
       </w:r>
       <w:r>
-        <w:t xml:space="preserve">Data + software + methods + people for asking and answering spatial questions. Distinguish the</w:t>
+        <w:t xml:space="preserve">Data + software + hardware + methods + people for asking and answering spatial questions.</w:t>
+      </w:r>
+      <w:r>
+        <w:t xml:space="preserve"> </w:t>
+      </w:r>
+      <w:r>
+        <w:t xml:space="preserve">“Spatial thinking”</w:t>
+      </w:r>
+      <w:r>
+        <w:t xml:space="preserve"> </w:t>
+      </w:r>
+      <w:r>
+        <w:t xml:space="preserve">is the</w:t>
       </w:r>
       <w:r>
         <w:t xml:space="preserve"> </w:t>
@@ -302,7 +311,7 @@
         <w:t xml:space="preserve"> </w:t>
       </w:r>
       <w:r>
-        <w:t xml:space="preserve">from the</w:t>
+        <w:t xml:space="preserve">and ArcGIS Pro is the</w:t>
       </w:r>
       <w:r>
         <w:t xml:space="preserve"> </w:t>
@@ -315,7 +324,10 @@
         <w:t xml:space="preserve">software</w:t>
       </w:r>
       <w:r>
-        <w:t xml:space="preserve">; ArcGIS Pro is one tool for a way of thinking.</w:t>
+        <w:t xml:space="preserve"> </w:t>
+      </w:r>
+      <w:r>
+        <w:t xml:space="preserve">in which we apply those spatial thoughts.</w:t>
       </w:r>
     </w:p>
     <w:p>
@@ -331,13 +343,13 @@
           <w:i/>
           <w:iCs/>
         </w:rPr>
-        <w:t xml:space="preserve">(25–40) The course as a story.</w:t>
-      </w:r>
-      <w:r>
-        <w:t xml:space="preserve"> </w:t>
-      </w:r>
-      <w:r>
-        <w:t xml:space="preserve">Walk the five arcs at one sentence each: build a trustworthy base (A) → ask questions of data (B) → decide where things go, vector (C) → model conditions that vary, raster (D) → combine everything (E). Emphasize that tools serve questions, not the reverse.</w:t>
+        <w:t xml:space="preserve">(25–40) Five FANR3800 arcs (topics)</w:t>
+      </w:r>
+      <w:r>
+        <w:t xml:space="preserve"> </w:t>
+      </w:r>
+      <w:r>
+        <w:t xml:space="preserve">build a trustworthy base (A) → ask questions of data (B) → decide where things go, vector (C) → model conditions that vary, raster (D) → combine everything (E).</w:t>
       </w:r>
     </w:p>
     <w:p>
@@ -379,33 +391,11 @@
       <w:r>
         <w:t xml:space="preserve">“Every natural resource decision has a spatial component.”</w:t>
       </w:r>
-      <w:r>
-        <w:t xml:space="preserve"> </w:t>
-      </w:r>
-      <w:r>
-        <w:t xml:space="preserve">Return to this sentence all semester.</w:t>
-      </w:r>
     </w:p>
     <w:p>
       <w:pPr>
         <w:pStyle w:val="BodyText"/>
       </w:pPr>
-      <w:r>
-        <w:rPr>
-          <w:i/>
-          <w:iCs/>
-        </w:rPr>
-        <w:t xml:space="preserve">Tools introduced:</w:t>
-      </w:r>
-      <w:r>
-        <w:t xml:space="preserve"> </w:t>
-      </w:r>
-      <w:r>
-        <w:t xml:space="preserve">none, project creation and interface navigation only.</w:t>
-      </w:r>
-      <w:r>
-        <w:t xml:space="preserve"> </w:t>
-      </w:r>
       <w:r>
         <w:rPr>
           <w:i/>
@@ -493,7 +483,7 @@
         <w:t xml:space="preserve"> </w:t>
       </w:r>
       <w:r>
-        <w:t xml:space="preserve">Confirm ESRI accounts and ArcGIS Pro access; note who needs the GIS lab. Flag that unresolved access must be fixed before Week 2.</w:t>
+        <w:t xml:space="preserve">Confirm ESRI accounts and ArcGIS Pro access; note who needs the GIS lab.</w:t>
       </w:r>
     </w:p>
     <w:p>
@@ -571,20 +561,7 @@
         <w:t xml:space="preserve"> </w:t>
       </w:r>
       <w:r>
-        <w:t xml:space="preserve">A regular grid of cells, one value each; cell size =</w:t>
-      </w:r>
-      <w:r>
-        <w:t xml:space="preserve"> </w:t>
-      </w:r>
-      <w:r>
-        <w:rPr>
-          <w:i/>
-          <w:iCs/>
-        </w:rPr>
-        <w:t xml:space="preserve">Spatial Resolution</w:t>
-      </w:r>
-      <w:r>
-        <w:t xml:space="preserve">; integer (categories) vs. floating-point (continuous) vs. multiband (imagery). Examples: elevation, temperature, land cover, satellite bands. Strengths (continuous phenomena, fast math across large areas) and limits (jagged boundaries, one value per cell).</w:t>
+        <w:t xml:space="preserve">A regular grid of cells, one value each; cell size implies spatial resolution; integer (categories) vs. floating-point (continuous) vs. multiband (imagery). Examples: elevation, temperature, land cover, satellite bands. Strengths (continuous phenomena, fast math across large areas) and limits (imprecise boundaries, one value per cell).</w:t>
       </w:r>
     </w:p>
     <w:p>
@@ -606,7 +583,7 @@
         <w:t xml:space="preserve"> </w:t>
       </w:r>
       <w:r>
-        <w:t xml:space="preserve">Discrete-with-hard-edges → vector; gradient or many-factor surface → raster; most real problems → both. Preview that Arcs A–C live mostly in vector and Arc D introduces raster in earnest.</w:t>
+        <w:t xml:space="preserve">Discrete-with-hard-edges → vector; gradient or many-factor surface → raster; most real problems → both.</w:t>
       </w:r>
     </w:p>
     <w:p>
@@ -640,13 +617,11 @@
         <w:t xml:space="preserve"> </w:t>
       </w:r>
       <w:r>
-        <w:t xml:space="preserve">with consequences, not a technical default. Plant the vector↔raster parallel now so it pays off in Arc D.</w:t>
-      </w:r>
-    </w:p>
-    <w:p>
-      <w:pPr>
-        <w:pStyle w:val="BodyText"/>
-      </w:pPr>
+        <w:t xml:space="preserve">with consequences, not a technical default.</w:t>
+      </w:r>
+      <w:r>
+        <w:t xml:space="preserve"> </w:t>
+      </w:r>
       <w:r>
         <w:rPr>
           <w:b/>
@@ -692,40 +667,7 @@
         <w:t xml:space="preserve"> </w:t>
       </w:r>
       <w:r>
-        <w:rPr>
-          <w:i/>
-          <w:iCs/>
-        </w:rPr>
-        <w:t xml:space="preserve">Vector Data Model</w:t>
-      </w:r>
-      <w:r>
-        <w:t xml:space="preserve">,</w:t>
-      </w:r>
-      <w:r>
-        <w:t xml:space="preserve"> </w:t>
-      </w:r>
-      <w:r>
-        <w:rPr>
-          <w:i/>
-          <w:iCs/>
-        </w:rPr>
-        <w:t xml:space="preserve">Raster Data Model</w:t>
-      </w:r>
-      <w:r>
-        <w:t xml:space="preserve">,</w:t>
-      </w:r>
-      <w:r>
-        <w:t xml:space="preserve"> </w:t>
-      </w:r>
-      <w:r>
-        <w:rPr>
-          <w:i/>
-          <w:iCs/>
-        </w:rPr>
-        <w:t xml:space="preserve">Spatial Resolution</w:t>
-      </w:r>
-      <w:r>
-        <w:t xml:space="preserve">.</w:t>
+        <w:t xml:space="preserve">Vector Data Model, Raster Data Model, Spatial Resolution.</w:t>
       </w:r>
     </w:p>
     <w:bookmarkEnd w:id="10"/>

--- a/Week01_Lecture.docx
+++ b/Week01_Lecture.docx
@@ -169,7 +169,7 @@
         <w:t xml:space="preserve"> </w:t>
       </w:r>
       <w:r>
-        <w:t xml:space="preserve">Students can (1) state what GIS is as an analytical framework rather than a program, (2) give an example from their own discipline where a management question is really a spatial question, and (3) log into the ESRI Training environment and begin assigned training modules.</w:t>
+        <w:t xml:space="preserve">Students (1) understand that GIS is as an analytical framework rather than a program, (2) give an example from their own discipline where a management question is really a spatial question, and (3) verify that they can log into the ESRI Training environment and begin assigned training modules.</w:t>
       </w:r>
     </w:p>
     <w:p>
@@ -197,23 +197,7 @@
           <w:i/>
           <w:iCs/>
         </w:rPr>
-        <w:t xml:space="preserve">(0–10)</w:t>
-      </w:r>
-      <w:r>
-        <w:rPr>
-          <w:i/>
-          <w:iCs/>
-        </w:rPr>
-        <w:t xml:space="preserve"> </w:t>
-      </w:r>
-      <w:r>
-        <w:rPr>
-          <w:b/>
-          <w:bCs/>
-          <w:i/>
-          <w:iCs/>
-        </w:rPr>
-        <w:t xml:space="preserve">Where is the where?</w:t>
+        <w:t xml:space="preserve">(0–10) Where is the where?</w:t>
       </w:r>
       <w:r>
         <w:t xml:space="preserve"> </w:t>
@@ -449,7 +433,7 @@
         <w:t xml:space="preserve"> </w:t>
       </w:r>
       <w:r>
-        <w:t xml:space="preserve">Students can (1) distinguish discrete features from continuous phenomena, (2) name the vector geometry types and the raster grid concept, and (3) predict which model fits a given natural resource dataset.</w:t>
+        <w:t xml:space="preserve">Students can (1) distinguish discrete features from continuous phenomena, (2) describe the vector geometry types and the raster grid concept, and (3) predict which model fits a given natural resource dataset.</w:t>
       </w:r>
     </w:p>
     <w:p>
@@ -561,7 +545,7 @@
         <w:t xml:space="preserve"> </w:t>
       </w:r>
       <w:r>
-        <w:t xml:space="preserve">A regular grid of cells, one value each; cell size implies spatial resolution; integer (categories) vs. floating-point (continuous) vs. multiband (imagery). Examples: elevation, temperature, land cover, satellite bands. Strengths (continuous phenomena, fast math across large areas) and limits (imprecise boundaries, one value per cell).</w:t>
+        <w:t xml:space="preserve">A regular grid of cells, one value each; cell size implies spatial resolution; integer (categories) vs. floating-point (continuous) vs. multi-band (imagery). Examples: elevation, temperature, land cover, satellite bands. Strengths (continuous phenomena, fast math across large areas) and limits (imprecise boundaries, one value per cell).</w:t>
       </w:r>
     </w:p>
     <w:p>
